--- a/internal_doc/00.项目管理/01.会议纪要/例会纪要_20160125.docx
+++ b/internal_doc/00.项目管理/01.会议纪要/例会纪要_20160125.docx
@@ -217,7 +217,7 @@
               <w:rPr>
                 <w:rFonts w:hint="eastAsia"/>
               </w:rPr>
-              <w:t>黄伟钢</w:t>
+              <w:t>刘圳</w:t>
             </w:r>
           </w:p>
         </w:tc>
@@ -336,11 +336,6 @@
       </w:r>
     </w:p>
     <w:p>
-      <w:pPr>
-        <w:rPr>
-          <w:rFonts w:hint="eastAsia"/>
-        </w:rPr>
-      </w:pPr>
       <w:r>
         <w:rPr>
           <w:rFonts w:hint="eastAsia"/>
@@ -819,11 +814,6 @@
             <w:tcW w:w="3500" w:type="dxa"/>
           </w:tcPr>
           <w:p>
-            <w:pPr>
-              <w:rPr>
-                <w:rFonts w:hint="eastAsia"/>
-              </w:rPr>
-            </w:pPr>
             <w:r>
               <w:t>J</w:t>
             </w:r>
@@ -848,9 +838,6 @@
           <w:p>
             <w:pPr>
               <w:jc w:val="left"/>
-              <w:rPr>
-                <w:rFonts w:hint="eastAsia"/>
-              </w:rPr>
             </w:pPr>
             <w:r>
               <w:rPr>
@@ -867,9 +854,6 @@
           <w:p>
             <w:pPr>
               <w:jc w:val="left"/>
-              <w:rPr>
-                <w:rFonts w:hint="eastAsia"/>
-              </w:rPr>
             </w:pPr>
             <w:r>
               <w:rPr>
@@ -900,9 +884,6 @@
           <w:p>
             <w:pPr>
               <w:jc w:val="left"/>
-              <w:rPr>
-                <w:rFonts w:hint="eastAsia"/>
-              </w:rPr>
             </w:pPr>
             <w:r>
               <w:rPr>
@@ -1012,9 +993,6 @@
           <w:p>
             <w:pPr>
               <w:jc w:val="left"/>
-              <w:rPr>
-                <w:rFonts w:hint="eastAsia"/>
-              </w:rPr>
             </w:pPr>
             <w:r>
               <w:t>K</w:t>
@@ -1040,9 +1018,6 @@
           <w:p>
             <w:pPr>
               <w:jc w:val="left"/>
-              <w:rPr>
-                <w:rFonts w:hint="eastAsia"/>
-              </w:rPr>
             </w:pPr>
             <w:r>
               <w:rPr>
@@ -1059,9 +1034,6 @@
           <w:p>
             <w:pPr>
               <w:jc w:val="left"/>
-              <w:rPr>
-                <w:rFonts w:hint="eastAsia"/>
-              </w:rPr>
             </w:pPr>
           </w:p>
         </w:tc>
@@ -1085,9 +1057,6 @@
           <w:p>
             <w:pPr>
               <w:jc w:val="left"/>
-              <w:rPr>
-                <w:rFonts w:hint="eastAsia"/>
-              </w:rPr>
             </w:pPr>
           </w:p>
         </w:tc>
@@ -1543,9 +1512,6 @@
                 <w:tab w:val="left" w:pos="2231"/>
               </w:tabs>
               <w:jc w:val="left"/>
-              <w:rPr>
-                <w:rFonts w:hint="eastAsia"/>
-              </w:rPr>
             </w:pPr>
             <w:r>
               <w:rPr>
@@ -1565,9 +1531,6 @@
                 <w:tab w:val="left" w:pos="450"/>
               </w:tabs>
               <w:jc w:val="left"/>
-              <w:rPr>
-                <w:rFonts w:hint="eastAsia"/>
-              </w:rPr>
             </w:pPr>
             <w:r>
               <w:rPr>
@@ -1587,9 +1550,6 @@
                 <w:tab w:val="left" w:pos="240"/>
               </w:tabs>
               <w:jc w:val="left"/>
-              <w:rPr>
-                <w:rFonts w:hint="eastAsia"/>
-              </w:rPr>
             </w:pPr>
             <w:r>
               <w:rPr>
@@ -1616,9 +1576,6 @@
           <w:p>
             <w:pPr>
               <w:jc w:val="left"/>
-              <w:rPr>
-                <w:rFonts w:hint="eastAsia"/>
-              </w:rPr>
             </w:pPr>
           </w:p>
         </w:tc>
@@ -1921,9 +1878,6 @@
                 <w:tab w:val="left" w:pos="2231"/>
               </w:tabs>
               <w:jc w:val="left"/>
-              <w:rPr>
-                <w:rFonts w:hint="eastAsia"/>
-              </w:rPr>
             </w:pPr>
             <w:r>
               <w:rPr>
@@ -1943,9 +1897,6 @@
                 <w:tab w:val="left" w:pos="450"/>
               </w:tabs>
               <w:jc w:val="left"/>
-              <w:rPr>
-                <w:rFonts w:hint="eastAsia"/>
-              </w:rPr>
             </w:pPr>
             <w:r>
               <w:rPr>
@@ -1965,9 +1916,6 @@
                 <w:tab w:val="left" w:pos="240"/>
               </w:tabs>
               <w:jc w:val="left"/>
-              <w:rPr>
-                <w:rFonts w:hint="eastAsia"/>
-              </w:rPr>
             </w:pPr>
             <w:r>
               <w:rPr>
@@ -1995,11 +1943,6 @@
             <w:tcW w:w="1888" w:type="dxa"/>
           </w:tcPr>
           <w:p>
-            <w:pPr>
-              <w:rPr>
-                <w:rFonts w:hint="eastAsia"/>
-              </w:rPr>
-            </w:pPr>
             <w:r>
               <w:rPr>
                 <w:rFonts w:hint="eastAsia"/>
@@ -2032,9 +1975,6 @@
                 <w:tab w:val="left" w:pos="2231"/>
               </w:tabs>
               <w:jc w:val="left"/>
-              <w:rPr>
-                <w:rFonts w:hint="eastAsia"/>
-              </w:rPr>
             </w:pPr>
             <w:r>
               <w:rPr>
@@ -2078,9 +2018,6 @@
                 <w:tab w:val="left" w:pos="450"/>
               </w:tabs>
               <w:jc w:val="left"/>
-              <w:rPr>
-                <w:rFonts w:hint="eastAsia"/>
-              </w:rPr>
             </w:pPr>
             <w:r>
               <w:rPr>
@@ -2100,9 +2037,6 @@
                 <w:tab w:val="left" w:pos="240"/>
               </w:tabs>
               <w:jc w:val="left"/>
-              <w:rPr>
-                <w:rFonts w:hint="eastAsia"/>
-              </w:rPr>
             </w:pPr>
             <w:r>
               <w:rPr>
@@ -2129,13 +2063,7 @@
           <w:tcPr>
             <w:tcW w:w="1888" w:type="dxa"/>
           </w:tcPr>
-          <w:p>
-            <w:pPr>
-              <w:rPr>
-                <w:rFonts w:hint="eastAsia"/>
-              </w:rPr>
-            </w:pPr>
-          </w:p>
+          <w:p/>
         </w:tc>
       </w:tr>
       <w:tr>
@@ -2350,7 +2278,6 @@
               </w:tabs>
               <w:jc w:val="left"/>
               <w:rPr>
-                <w:rFonts w:hint="eastAsia"/>
                 <w:color w:val="000000"/>
               </w:rPr>
             </w:pPr>
@@ -2401,9 +2328,6 @@
                 <w:tab w:val="left" w:pos="450"/>
               </w:tabs>
               <w:jc w:val="left"/>
-              <w:rPr>
-                <w:rFonts w:hint="eastAsia"/>
-              </w:rPr>
             </w:pPr>
             <w:r>
               <w:rPr>
@@ -2423,9 +2347,6 @@
                 <w:tab w:val="left" w:pos="240"/>
               </w:tabs>
               <w:jc w:val="left"/>
-              <w:rPr>
-                <w:rFonts w:hint="eastAsia"/>
-              </w:rPr>
             </w:pPr>
             <w:r>
               <w:rPr>
@@ -2452,9 +2373,6 @@
           <w:p>
             <w:pPr>
               <w:jc w:val="left"/>
-              <w:rPr>
-                <w:rFonts w:hint="eastAsia"/>
-              </w:rPr>
             </w:pPr>
             <w:r>
               <w:rPr>
@@ -2477,7 +2395,6 @@
               </w:tabs>
               <w:jc w:val="left"/>
               <w:rPr>
-                <w:rFonts w:hint="eastAsia"/>
                 <w:color w:val="000000"/>
               </w:rPr>
             </w:pPr>
@@ -2521,9 +2438,6 @@
                 <w:tab w:val="left" w:pos="450"/>
               </w:tabs>
               <w:jc w:val="left"/>
-              <w:rPr>
-                <w:rFonts w:hint="eastAsia"/>
-              </w:rPr>
             </w:pPr>
             <w:r>
               <w:rPr>
@@ -2543,9 +2457,6 @@
                 <w:tab w:val="left" w:pos="240"/>
               </w:tabs>
               <w:jc w:val="left"/>
-              <w:rPr>
-                <w:rFonts w:hint="eastAsia"/>
-              </w:rPr>
             </w:pPr>
             <w:r>
               <w:rPr>
@@ -2572,9 +2483,6 @@
           <w:p>
             <w:pPr>
               <w:jc w:val="left"/>
-              <w:rPr>
-                <w:rFonts w:hint="eastAsia"/>
-              </w:rPr>
             </w:pPr>
             <w:r>
               <w:rPr>
